--- a/src/JuanDiegoBalantaMolina_ValeriaPiza_AlejandroRendon_A_Bicolumnar_y_Estados.docx
+++ b/src/JuanDiegoBalantaMolina_ValeriaPiza_AlejandroRendon_A_Bicolumnar_y_Estados.docx
@@ -205,6 +205,20 @@
           <w:sz w:val="20"/>
           <w:szCs w:val="20"/>
         </w:rPr>
+        <w:t xml:space="preserve">La correspondencia RF → caso de uso queda registrada en la columna «ID en el CUC (literal A)» de la hoja «Dorfman F1» y en la columna «Literal A: CUC y estados (R15)» de la hoja «Cobertura R1-R15» del anexo JuanDiegoBalantaMolina_ValeriaPiza_AlejandroRendon_0_Clasificacion_Dorfman.xlsx.</w:t>
+      </w:r>
+    </w:p>
+    <w:p>
+      <w:pPr>
+        <w:spacing w:after="100" w:before="0"/>
+        <w:jc w:val="both"/>
+      </w:pPr>
+      <w:r>
+        <w:rPr>
+          <w:rFonts w:ascii="Arial" w:cs="Arial" w:eastAsia="Arial" w:hAnsi="Arial"/>
+          <w:sz w:val="20"/>
+          <w:szCs w:val="20"/>
+        </w:rPr>
         <w:t xml:space="preserve">Además de los casos de R4 y R7 se incluyen los «demás directamente implicados»: la ingesta del datagrama (R6, R12), que alimenta el estado del mapa y el balance; la clasificación de eventos (R1), que determina los estados de corte y sobrecarga; el inicio de sesión (R10), precondición de ambos; y la asignación de circuitos y zonas (R8), que habilita la vista por operador (R9).</w:t>
       </w:r>
     </w:p>
@@ -5767,7 +5781,7 @@
           <w:sz w:val="17"/>
           <w:szCs w:val="17"/>
         </w:rPr>
-        <w:t xml:space="preserve">Figura 2: Diagrama de Casos de Uso Contextual de R4 y R7 (UML 2.5). Límite del sistema: Plataforma de Telemetría y Análisis de la Red Eléctrica (mqAMI-COD).</w:t>
+        <w:t xml:space="preserve">Figura 2: Diagrama de Casos de Uso Contextual de R4 y R7 (UML 2.5). Límite del sistema: Plataforma de Telemetría y Análisis de la Red Eléctrica.</w:t>
       </w:r>
     </w:p>
     <w:p>
